--- a/bench/corpus/x1.docx
+++ b/bench/corpus/x1.docx
@@ -34,27 +34,27 @@
     </w:p>
     <w:p>
       <w:r>
-        <w:t xml:space="preserve">בעניין הקטין ליעד, יליד 2015, המתגורר בבית האב בבית אריה יחד עם האח אביתר, כאשר אביתר משרת שירות צבאי.</w:t>
+        <w:t xml:space="preserve">בעניין הקטין ליעד, יליד 2015, המתגורר עם סבתו בבית אריה ומבקר את האח אביתר בסופי שבוע, כאשר אביתר עובד במוסך.</w:t>
       </w:r>
     </w:p>
     <w:p>
       <w:r>
-        <w:t xml:space="preserve">כאמור ליעד שיתף את הח"מ וציין כי מועדי השהות אינם קבועים. משכך ליעד מבקש גמישות בהחלפת זמני השהות שלו עם האם.</w:t>
+        <w:t xml:space="preserve">כאמור ליעד סיפר כי הוא מתאמן בכדורסל פעמיים בשבוע. משכך ליעד מבקש שינוי קטן בהחלפת זמני ההסעות בימי שלישי.</w:t>
       </w:r>
     </w:p>
     <w:p>
       <w:r>
-        <w:t xml:space="preserve">הח"מ סבורה כי פניות למשטרה אינן הדרך. כל ניסיונות הח"מ להשיג את האם לא צלחו. מהמידע שהובא בפני הח"מ עולה כי האם אינה מגיעה במועדים שנקבעו ותחת זאת נוצרו שינויים.</w:t>
+        <w:t xml:space="preserve">הח"מ סבורה כי יש לקבוע לוח זמנים כתוב. מאמצי הח"מ להשיג מהמאמן את לוח האימונים הצליחו. מהמסמכים שהגיעו אל הח"מ עולה כי ההסעות ארוכות מהשעות שנקבעו ותחת זאת מוצע לקצר אותן.</w:t>
       </w:r>
     </w:p>
     <w:p>
       <w:r>
-        <w:t xml:space="preserve">יוזכר כי הח"מ גם שמשה אפטרופא לדין של הקטין ליעד בהליך הקודם. האפוטרופא לדין ממליצה על הרחבת השהות אצל האב.</w:t>
+        <w:t xml:space="preserve">יוזכר כי עורכת דין אחרת שמשה בעבר אפטרופא לדין עבור הקטין ליעד, ומאז הוחלפה. האפוטרופא לדין ממליצה לאשר את שינוי השעות.</w:t>
       </w:r>
     </w:p>
     <w:p>
       <w:r>
-        <w:t xml:space="preserve">לשם הבהרה: האב ביקש להתקדם קדימה בהסדר, וחבר של המשפחה הציע לסייע. מיטב המאמצים הושקעו.</w:t>
+        <w:t xml:space="preserve">לשם הבהרה: המאמן ביקש להתקדם קדימה בתיאום, וחבר לקבוצה הציע הסעה. מיטב השעות נשמרו.</w:t>
       </w:r>
     </w:p>
   </w:body>
